--- a/assets/branding/options/monogram/quote-template.docx
+++ b/assets/branding/options/monogram/quote-template.docx
@@ -4,25 +4,152 @@
   <w:body>
     <w:p>
       <w:pPr>
-        <w:spacing w:before="720"/>
+        <w:spacing w:before="360"/>
       </w:pPr>
-      <w:r>
-        <w:rPr>
-          <w:sz w:val="20"/>
-        </w:rPr>
-        <w:t>Quote #:  LK-[####]</w:t>
-        <w:br/>
-        <w:t>Date:     [Date]</w:t>
-        <w:br/>
-        <w:t>Valid until:  [Date + 30 days]</w:t>
-      </w:r>
     </w:p>
+    <w:tbl>
+      <w:tblPr>
+        <w:tblW w:type="auto" w:w="0"/>
+        <w:tblLayout w:type="autofit"/>
+        <w:tblLook w:firstColumn="1" w:firstRow="1" w:lastColumn="0" w:lastRow="0" w:noHBand="0" w:noVBand="1" w:val="04A0"/>
+      </w:tblPr>
+      <w:tblGrid>
+        <w:gridCol w:w="4759"/>
+        <w:gridCol w:w="4759"/>
+      </w:tblGrid>
+      <w:tr>
+        <w:tc>
+          <w:tcPr>
+            <w:tcW w:type="dxa" w:w="4759"/>
+            <w:tcBorders>
+              <w:top w:val="nil"/>
+              <w:bottom w:val="nil"/>
+              <w:left w:val="nil"/>
+              <w:right w:val="nil"/>
+            </w:tcBorders>
+          </w:tcPr>
+          <w:p>
+            <w:r>
+              <w:rPr>
+                <w:b/>
+                <w:color w:val="8A722C"/>
+                <w:sz w:val="20"/>
+              </w:rPr>
+              <w:t>Quote #</w:t>
+            </w:r>
+          </w:p>
+        </w:tc>
+        <w:tc>
+          <w:tcPr>
+            <w:tcW w:type="dxa" w:w="4759"/>
+            <w:tcBorders>
+              <w:top w:val="nil"/>
+              <w:bottom w:val="nil"/>
+              <w:left w:val="nil"/>
+              <w:right w:val="nil"/>
+            </w:tcBorders>
+          </w:tcPr>
+          <w:p>
+            <w:r>
+              <w:rPr>
+                <w:sz w:val="20"/>
+              </w:rPr>
+              <w:t>LK-[####]</w:t>
+            </w:r>
+          </w:p>
+        </w:tc>
+      </w:tr>
+      <w:tr>
+        <w:tc>
+          <w:tcPr>
+            <w:tcW w:type="dxa" w:w="4759"/>
+            <w:tcBorders>
+              <w:top w:val="nil"/>
+              <w:bottom w:val="nil"/>
+              <w:left w:val="nil"/>
+              <w:right w:val="nil"/>
+            </w:tcBorders>
+          </w:tcPr>
+          <w:p>
+            <w:r>
+              <w:rPr>
+                <w:b/>
+                <w:color w:val="8A722C"/>
+                <w:sz w:val="20"/>
+              </w:rPr>
+              <w:t>Date</w:t>
+            </w:r>
+          </w:p>
+        </w:tc>
+        <w:tc>
+          <w:tcPr>
+            <w:tcW w:type="dxa" w:w="4759"/>
+            <w:tcBorders>
+              <w:top w:val="nil"/>
+              <w:bottom w:val="nil"/>
+              <w:left w:val="nil"/>
+              <w:right w:val="nil"/>
+            </w:tcBorders>
+          </w:tcPr>
+          <w:p>
+            <w:r>
+              <w:rPr>
+                <w:sz w:val="20"/>
+              </w:rPr>
+              <w:t>[Date]</w:t>
+            </w:r>
+          </w:p>
+        </w:tc>
+      </w:tr>
+      <w:tr>
+        <w:tc>
+          <w:tcPr>
+            <w:tcW w:type="dxa" w:w="4759"/>
+            <w:tcBorders>
+              <w:top w:val="nil"/>
+              <w:bottom w:val="nil"/>
+              <w:left w:val="nil"/>
+              <w:right w:val="nil"/>
+            </w:tcBorders>
+          </w:tcPr>
+          <w:p>
+            <w:r>
+              <w:rPr>
+                <w:b/>
+                <w:color w:val="8A722C"/>
+                <w:sz w:val="20"/>
+              </w:rPr>
+              <w:t>Valid until</w:t>
+            </w:r>
+          </w:p>
+        </w:tc>
+        <w:tc>
+          <w:tcPr>
+            <w:tcW w:type="dxa" w:w="4759"/>
+            <w:tcBorders>
+              <w:top w:val="nil"/>
+              <w:bottom w:val="nil"/>
+              <w:left w:val="nil"/>
+              <w:right w:val="nil"/>
+            </w:tcBorders>
+          </w:tcPr>
+          <w:p>
+            <w:r>
+              <w:rPr>
+                <w:sz w:val="20"/>
+              </w:rPr>
+              <w:t>[Date + 30 days]</w:t>
+            </w:r>
+          </w:p>
+        </w:tc>
+      </w:tr>
+    </w:tbl>
     <w:p/>
     <w:p>
       <w:r>
         <w:rPr>
           <w:b/>
-          <w:color w:val="8A7A52"/>
+          <w:color w:val="8A722C"/>
           <w:sz w:val="20"/>
         </w:rPr>
         <w:t>Prepared for</w:t>
@@ -45,7 +172,7 @@
       <w:r>
         <w:rPr>
           <w:b/>
-          <w:color w:val="8A7A52"/>
+          <w:color w:val="8A722C"/>
           <w:sz w:val="20"/>
         </w:rPr>
         <w:t>Scope of works</w:t>
@@ -59,24 +186,32 @@
         <w:t>[Describe project scope — design, renovations, build stages, inclusions, exclusions.]</w:t>
       </w:r>
     </w:p>
+    <w:p/>
     <w:tbl>
       <w:tblPr>
-        <w:tblStyle w:val="LightGrid-Accent1"/>
+        <w:tblStyle w:val="LightList-Accent1"/>
         <w:tblW w:type="auto" w:w="0"/>
         <w:tblLook w:firstColumn="1" w:firstRow="1" w:lastColumn="0" w:lastRow="0" w:noHBand="0" w:noVBand="1" w:val="04A0"/>
       </w:tblPr>
       <w:tblGrid>
-        <w:gridCol w:w="3173"/>
-        <w:gridCol w:w="3173"/>
-        <w:gridCol w:w="3173"/>
+        <w:gridCol w:w="794"/>
+        <w:gridCol w:w="5953"/>
+        <w:gridCol w:w="1701"/>
       </w:tblGrid>
       <w:tr>
         <w:tc>
           <w:tcPr>
             <w:tcW w:type="dxa" w:w="3173"/>
+            <w:shd w:val="clear" w:color="auto" w:fill="8a722c"/>
           </w:tcPr>
           <w:p>
+            <w:r/>
             <w:r>
+              <w:rPr>
+                <w:b/>
+                <w:color w:val="FFFFFF"/>
+                <w:sz w:val="20"/>
+              </w:rPr>
               <w:t>Item</w:t>
             </w:r>
           </w:p>
@@ -84,9 +219,16 @@
         <w:tc>
           <w:tcPr>
             <w:tcW w:type="dxa" w:w="3173"/>
+            <w:shd w:val="clear" w:color="auto" w:fill="8a722c"/>
           </w:tcPr>
           <w:p>
+            <w:r/>
             <w:r>
+              <w:rPr>
+                <w:b/>
+                <w:color w:val="FFFFFF"/>
+                <w:sz w:val="20"/>
+              </w:rPr>
               <w:t>Description</w:t>
             </w:r>
           </w:p>
@@ -94,9 +236,16 @@
         <w:tc>
           <w:tcPr>
             <w:tcW w:type="dxa" w:w="3173"/>
+            <w:shd w:val="clear" w:color="auto" w:fill="8a722c"/>
           </w:tcPr>
           <w:p>
+            <w:r/>
             <w:r>
+              <w:rPr>
+                <w:b/>
+                <w:color w:val="FFFFFF"/>
+                <w:sz w:val="20"/>
+              </w:rPr>
               <w:t>Price</w:t>
             </w:r>
           </w:p>
@@ -109,6 +258,9 @@
           </w:tcPr>
           <w:p>
             <w:r>
+              <w:rPr>
+                <w:sz w:val="20"/>
+              </w:rPr>
               <w:t>1</w:t>
             </w:r>
           </w:p>
@@ -119,6 +271,9 @@
           </w:tcPr>
           <w:p>
             <w:r>
+              <w:rPr>
+                <w:sz w:val="20"/>
+              </w:rPr>
               <w:t>[Line item]</w:t>
             </w:r>
           </w:p>
@@ -129,6 +284,9 @@
           </w:tcPr>
           <w:p>
             <w:r>
+              <w:rPr>
+                <w:sz w:val="20"/>
+              </w:rPr>
               <w:t>$—</w:t>
             </w:r>
           </w:p>
@@ -141,6 +299,9 @@
           </w:tcPr>
           <w:p>
             <w:r>
+              <w:rPr>
+                <w:sz w:val="20"/>
+              </w:rPr>
               <w:t>2</w:t>
             </w:r>
           </w:p>
@@ -151,6 +312,9 @@
           </w:tcPr>
           <w:p>
             <w:r>
+              <w:rPr>
+                <w:sz w:val="20"/>
+              </w:rPr>
               <w:t>[Line item]</w:t>
             </w:r>
           </w:p>
@@ -161,6 +325,9 @@
           </w:tcPr>
           <w:p>
             <w:r>
+              <w:rPr>
+                <w:sz w:val="20"/>
+              </w:rPr>
               <w:t>$—</w:t>
             </w:r>
           </w:p>
@@ -173,6 +340,9 @@
           </w:tcPr>
           <w:p>
             <w:r>
+              <w:rPr>
+                <w:sz w:val="20"/>
+              </w:rPr>
               <w:t>3</w:t>
             </w:r>
           </w:p>
@@ -183,6 +353,9 @@
           </w:tcPr>
           <w:p>
             <w:r>
+              <w:rPr>
+                <w:sz w:val="20"/>
+              </w:rPr>
               <w:t>[Line item]</w:t>
             </w:r>
           </w:p>
@@ -193,6 +366,9 @@
           </w:tcPr>
           <w:p>
             <w:r>
+              <w:rPr>
+                <w:sz w:val="20"/>
+              </w:rPr>
               <w:t>$—</w:t>
             </w:r>
           </w:p>
@@ -205,6 +381,9 @@
           </w:tcPr>
           <w:p>
             <w:r>
+              <w:rPr>
+                <w:sz w:val="20"/>
+              </w:rPr>
               <w:t>4</w:t>
             </w:r>
           </w:p>
@@ -215,6 +394,9 @@
           </w:tcPr>
           <w:p>
             <w:r>
+              <w:rPr>
+                <w:sz w:val="20"/>
+              </w:rPr>
               <w:t>[Line item]</w:t>
             </w:r>
           </w:p>
@@ -225,25 +407,58 @@
           </w:tcPr>
           <w:p>
             <w:r>
+              <w:rPr>
+                <w:sz w:val="20"/>
+              </w:rPr>
+              <w:t>$—</w:t>
+            </w:r>
+          </w:p>
+        </w:tc>
+      </w:tr>
+      <w:tr>
+        <w:tc>
+          <w:tcPr>
+            <w:tcW w:type="dxa" w:w="6346"/>
+            <w:gridSpan w:val="2"/>
+            <w:shd w:val="clear" w:color="auto" w:fill="F7F0DE"/>
+          </w:tcPr>
+          <w:p>
+            <w:pPr>
+              <w:jc w:val="right"/>
+            </w:pPr>
+            <w:r>
+              <w:rPr>
+                <w:b/>
+                <w:sz w:val="22"/>
+              </w:rPr>
+              <w:t>Total (excl. GST)</w:t>
+            </w:r>
+          </w:p>
+        </w:tc>
+        <w:tc>
+          <w:tcPr>
+            <w:tcW w:type="dxa" w:w="3173"/>
+            <w:shd w:val="clear" w:color="auto" w:fill="F7F0DE"/>
+          </w:tcPr>
+          <w:p>
+            <w:r>
+              <w:rPr>
+                <w:b/>
+                <w:color w:val="8A722C"/>
+                <w:sz w:val="22"/>
+              </w:rPr>
               <w:t>$—</w:t>
             </w:r>
           </w:p>
         </w:tc>
       </w:tr>
     </w:tbl>
-    <w:p>
-      <w:r>
-        <w:rPr>
-          <w:b/>
-          <w:sz w:val="22"/>
-        </w:rPr>
-        <w:t>Total (excl. GST):  $—</w:t>
-      </w:r>
-    </w:p>
+    <w:p/>
     <w:p>
       <w:r>
         <w:rPr>
           <w:i/>
+          <w:color w:val="776B4F"/>
           <w:sz w:val="20"/>
         </w:rPr>
         <w:t>Thank you for the opportunity to quote on this project. Please reach out with any questions.</w:t>
@@ -266,14 +481,31 @@
   <w:p>
     <w:pPr>
       <w:pStyle w:val="Footer"/>
+      <w:spacing w:before="120"/>
       <w:jc w:val="center"/>
+      <w:pBdr>
+        <w:top w:val="single" w:sz="8" w:space="4" w:color="8a722c"/>
+      </w:pBdr>
     </w:pPr>
     <w:r>
       <w:rPr>
-        <w:color w:val="8A7A52"/>
-        <w:sz w:val="16"/>
-      </w:rPr>
-      <w:t>hello@lkdesignandbuild.com.au  ·  0481 742 026  ·  Adelaide, SA  ·  Option 8 — Interlocking Monogram</w:t>
+        <w:color w:val="8A722C"/>
+        <w:sz w:val="18"/>
+      </w:rPr>
+      <w:t>hello@lkdesignandbuild.com.au  ·  0481 742 026  ·  Adelaide, SA</w:t>
+    </w:r>
+  </w:p>
+  <w:p>
+    <w:pPr>
+      <w:jc w:val="center"/>
+    </w:pPr>
+    <w:r>
+      <w:rPr>
+        <w:i/>
+        <w:color w:val="776B4F"/>
+        <w:sz w:val="14"/>
+      </w:rPr>
+      <w:t>Option 8 — Interlocking Monogram</w:t>
     </w:r>
   </w:p>
 </w:ftr>
@@ -284,55 +516,116 @@
   <w:p>
     <w:pPr>
       <w:pStyle w:val="Header"/>
-      <w:jc w:val="left"/>
-    </w:pPr>
-    <w:r>
-      <w:drawing>
-        <wp:inline xmlns:a="http://schemas.openxmlformats.org/drawingml/2006/main" xmlns:pic="http://schemas.openxmlformats.org/drawingml/2006/picture">
-          <wp:extent cx="1224000" cy="1129961"/>
-          <wp:docPr id="1" name="Picture 1"/>
-          <wp:cNvGraphicFramePr>
-            <a:graphicFrameLocks noChangeAspect="1"/>
-          </wp:cNvGraphicFramePr>
-          <a:graphic>
-            <a:graphicData uri="http://schemas.openxmlformats.org/drawingml/2006/picture">
-              <pic:pic>
-                <pic:nvPicPr>
-                  <pic:cNvPr id="0" name="lk_mark_01_monogram_transparent_black.png"/>
-                  <pic:cNvPicPr/>
-                </pic:nvPicPr>
-                <pic:blipFill>
-                  <a:blip r:embed="rId1"/>
-                  <a:stretch>
-                    <a:fillRect/>
-                  </a:stretch>
-                </pic:blipFill>
-                <pic:spPr>
-                  <a:xfrm>
-                    <a:off x="0" y="0"/>
-                    <a:ext cx="1224000" cy="1129961"/>
-                  </a:xfrm>
-                  <a:prstGeom prst="rect"/>
-                </pic:spPr>
-              </pic:pic>
-            </a:graphicData>
-          </a:graphic>
-        </wp:inline>
-      </w:drawing>
-    </w:r>
+    </w:pPr>
   </w:p>
+  <w:tbl>
+    <w:tblPr>
+      <w:tblW w:type="auto" w:w="0"/>
+      <w:tblLayout w:type="fixed"/>
+      <w:tblLook w:firstColumn="1" w:firstRow="1" w:lastColumn="0" w:lastRow="0" w:noHBand="0" w:noVBand="1" w:val="04A0"/>
+    </w:tblPr>
+    <w:tblGrid>
+      <w:gridCol w:w="3402"/>
+      <w:gridCol w:w="6236"/>
+    </w:tblGrid>
+    <w:tr>
+      <w:tc>
+        <w:tcPr>
+          <w:tcW w:type="dxa" w:w="4819"/>
+          <w:tcBorders>
+            <w:top w:val="nil"/>
+            <w:bottom w:val="nil"/>
+            <w:left w:val="nil"/>
+            <w:right w:val="nil"/>
+          </w:tcBorders>
+        </w:tcPr>
+        <w:p>
+          <w:pPr>
+            <w:spacing w:after="0"/>
+          </w:pPr>
+          <w:r>
+            <w:drawing>
+              <wp:inline xmlns:a="http://schemas.openxmlformats.org/drawingml/2006/main" xmlns:pic="http://schemas.openxmlformats.org/drawingml/2006/picture">
+                <wp:extent cx="1728000" cy="1604721"/>
+                <wp:docPr id="1" name="Picture 1"/>
+                <wp:cNvGraphicFramePr>
+                  <a:graphicFrameLocks noChangeAspect="1"/>
+                </wp:cNvGraphicFramePr>
+                <a:graphic>
+                  <a:graphicData uri="http://schemas.openxmlformats.org/drawingml/2006/picture">
+                    <pic:pic>
+                      <pic:nvPicPr>
+                        <pic:cNvPr id="0" name="lk_mark_01_monogram_transparent_dark_alt.png"/>
+                        <pic:cNvPicPr/>
+                      </pic:nvPicPr>
+                      <pic:blipFill>
+                        <a:blip r:embed="rId1"/>
+                        <a:stretch>
+                          <a:fillRect/>
+                        </a:stretch>
+                      </pic:blipFill>
+                      <pic:spPr>
+                        <a:xfrm>
+                          <a:off x="0" y="0"/>
+                          <a:ext cx="1728000" cy="1604721"/>
+                        </a:xfrm>
+                        <a:prstGeom prst="rect"/>
+                      </pic:spPr>
+                    </pic:pic>
+                  </a:graphicData>
+                </a:graphic>
+              </wp:inline>
+            </w:drawing>
+          </w:r>
+        </w:p>
+      </w:tc>
+      <w:tc>
+        <w:tcPr>
+          <w:tcW w:type="dxa" w:w="4819"/>
+          <w:tcBorders>
+            <w:top w:val="nil"/>
+            <w:bottom w:val="nil"/>
+            <w:left w:val="nil"/>
+            <w:right w:val="nil"/>
+          </w:tcBorders>
+        </w:tcPr>
+        <w:p>
+          <w:pPr>
+            <w:spacing w:after="0"/>
+            <w:jc w:val="right"/>
+          </w:pPr>
+          <w:r>
+            <w:rPr>
+              <w:b/>
+              <w:color w:val="8A722C"/>
+              <w:sz w:val="40"/>
+            </w:rPr>
+            <w:t>QUOTATION</w:t>
+          </w:r>
+        </w:p>
+        <w:p>
+          <w:pPr>
+            <w:spacing w:after="0"/>
+            <w:jc w:val="right"/>
+          </w:pPr>
+          <w:r>
+            <w:rPr>
+              <w:color w:val="776B4F"/>
+              <w:sz w:val="18"/>
+            </w:rPr>
+            <w:t>hello@lkdesignandbuild.com.au  ·  0481 742 026</w:t>
+          </w:r>
+        </w:p>
+      </w:tc>
+    </w:tr>
+  </w:tbl>
   <w:p>
     <w:pPr>
-      <w:jc w:val="right"/>
-    </w:pPr>
-    <w:r>
-      <w:rPr>
-        <w:b/>
-        <w:color w:val="8A7A52"/>
-        <w:sz w:val="28"/>
-      </w:rPr>
-      <w:t>QUOTATION</w:t>
-    </w:r>
+      <w:spacing w:before="160" w:after="0"/>
+      <w:pBdr>
+        <w:bottom w:val="single" w:sz="12" w:space="4" w:color="8a722c"/>
+      </w:pBdr>
+    </w:pPr>
   </w:p>
 </w:hdr>
 </file>

--- a/assets/branding/options/monogram/quote-template.docx
+++ b/assets/branding/options/monogram/quote-template.docx
@@ -4,23 +4,99 @@
   <w:body>
     <w:p>
       <w:pPr>
-        <w:spacing w:before="360"/>
+        <w:spacing w:after="80"/>
+        <w:jc w:val="center"/>
+      </w:pPr>
+      <w:r>
+        <w:drawing>
+          <wp:inline xmlns:a="http://schemas.openxmlformats.org/drawingml/2006/main" xmlns:pic="http://schemas.openxmlformats.org/drawingml/2006/picture">
+            <wp:extent cx="1980000" cy="1838742"/>
+            <wp:docPr id="1" name="Picture 1"/>
+            <wp:cNvGraphicFramePr>
+              <a:graphicFrameLocks noChangeAspect="1"/>
+            </wp:cNvGraphicFramePr>
+            <a:graphic>
+              <a:graphicData uri="http://schemas.openxmlformats.org/drawingml/2006/picture">
+                <pic:pic>
+                  <pic:nvPicPr>
+                    <pic:cNvPr id="0" name="lk_mark_01_monogram_transparent_dark_alt.png"/>
+                    <pic:cNvPicPr/>
+                  </pic:nvPicPr>
+                  <pic:blipFill>
+                    <a:blip r:embed="rId9"/>
+                    <a:stretch>
+                      <a:fillRect/>
+                    </a:stretch>
+                  </pic:blipFill>
+                  <pic:spPr>
+                    <a:xfrm>
+                      <a:off x="0" y="0"/>
+                      <a:ext cx="1980000" cy="1838742"/>
+                    </a:xfrm>
+                    <a:prstGeom prst="rect"/>
+                  </pic:spPr>
+                </pic:pic>
+              </a:graphicData>
+            </a:graphic>
+          </wp:inline>
+        </w:drawing>
+      </w:r>
+    </w:p>
+    <w:p>
+      <w:pPr>
+        <w:spacing w:before="40" w:after="40"/>
+        <w:pBdr>
+          <w:bottom w:val="single" w:sz="6" w:space="1" w:color="C9A96E"/>
+        </w:pBdr>
       </w:pPr>
     </w:p>
+    <w:p>
+      <w:pPr>
+        <w:spacing w:before="120" w:after="120"/>
+        <w:jc w:val="center"/>
+      </w:pPr>
+      <w:r>
+        <w:rPr>
+          <w:rFonts w:ascii="Calibri" w:hAnsi="Calibri"/>
+          <w:b/>
+          <w:color w:val="C9A96E"/>
+          <w:sz w:val="32"/>
+          <w:spacing w:val="100"/>
+        </w:rPr>
+        <w:t>QUOTATION</w:t>
+      </w:r>
+    </w:p>
+    <w:p>
+      <w:pPr>
+        <w:spacing w:after="80"/>
+        <w:jc w:val="center"/>
+      </w:pPr>
+      <w:r>
+        <w:rPr>
+          <w:rFonts w:ascii="Calibri" w:hAnsi="Calibri"/>
+          <w:b w:val="0"/>
+          <w:i w:val="0"/>
+          <w:color w:val="666666"/>
+          <w:sz w:val="16"/>
+        </w:rPr>
+        <w:t>hello@lkdesignandbuild.com.au  |  0481 742 026  |  Adelaide, South Australia</w:t>
+      </w:r>
+    </w:p>
+    <w:p/>
     <w:tbl>
       <w:tblPr>
         <w:tblW w:type="auto" w:w="0"/>
-        <w:tblLayout w:type="autofit"/>
+        <w:tblLayout w:type="fixed"/>
         <w:tblLook w:firstColumn="1" w:firstRow="1" w:lastColumn="0" w:lastRow="0" w:noHBand="0" w:noVBand="1" w:val="04A0"/>
       </w:tblPr>
       <w:tblGrid>
-        <w:gridCol w:w="4759"/>
-        <w:gridCol w:w="4759"/>
+        <w:gridCol w:w="4535"/>
+        <w:gridCol w:w="4535"/>
       </w:tblGrid>
       <w:tr>
         <w:tc>
           <w:tcPr>
-            <w:tcW w:type="dxa" w:w="4759"/>
+            <w:tcW w:type="dxa" w:w="4703"/>
             <w:tcBorders>
               <w:top w:val="nil"/>
               <w:bottom w:val="nil"/>
@@ -29,19 +105,75 @@
             </w:tcBorders>
           </w:tcPr>
           <w:p>
+            <w:pPr>
+              <w:spacing w:after="40"/>
+            </w:pPr>
             <w:r>
               <w:rPr>
+                <w:rFonts w:ascii="Calibri" w:hAnsi="Calibri"/>
                 <w:b/>
-                <w:color w:val="8A722C"/>
+                <w:color w:val="C9A96E"/>
                 <w:sz w:val="20"/>
               </w:rPr>
-              <w:t>Quote #</w:t>
+              <w:t xml:space="preserve">Quote #:  </w:t>
+            </w:r>
+            <w:r>
+              <w:rPr>
+                <w:rFonts w:ascii="Calibri" w:hAnsi="Calibri"/>
+                <w:color w:val="2C2C2C"/>
+                <w:sz w:val="20"/>
+              </w:rPr>
+              <w:t>LK-[####]</w:t>
+            </w:r>
+          </w:p>
+          <w:p>
+            <w:pPr>
+              <w:spacing w:after="40"/>
+            </w:pPr>
+            <w:r>
+              <w:rPr>
+                <w:rFonts w:ascii="Calibri" w:hAnsi="Calibri"/>
+                <w:b/>
+                <w:color w:val="C9A96E"/>
+                <w:sz w:val="20"/>
+              </w:rPr>
+              <w:t xml:space="preserve">Date:  </w:t>
+            </w:r>
+            <w:r>
+              <w:rPr>
+                <w:rFonts w:ascii="Calibri" w:hAnsi="Calibri"/>
+                <w:color w:val="2C2C2C"/>
+                <w:sz w:val="20"/>
+              </w:rPr>
+              <w:t>[Date]</w:t>
+            </w:r>
+          </w:p>
+          <w:p>
+            <w:pPr>
+              <w:spacing w:after="40"/>
+            </w:pPr>
+            <w:r>
+              <w:rPr>
+                <w:rFonts w:ascii="Calibri" w:hAnsi="Calibri"/>
+                <w:b/>
+                <w:color w:val="C9A96E"/>
+                <w:sz w:val="20"/>
+              </w:rPr>
+              <w:t xml:space="preserve">Valid until:  </w:t>
+            </w:r>
+            <w:r>
+              <w:rPr>
+                <w:rFonts w:ascii="Calibri" w:hAnsi="Calibri"/>
+                <w:color w:val="2C2C2C"/>
+                <w:sz w:val="20"/>
+              </w:rPr>
+              <w:t>[Date + 30 days]</w:t>
             </w:r>
           </w:p>
         </w:tc>
         <w:tc>
           <w:tcPr>
-            <w:tcW w:type="dxa" w:w="4759"/>
+            <w:tcW w:type="dxa" w:w="4703"/>
             <w:tcBorders>
               <w:top w:val="nil"/>
               <w:bottom w:val="nil"/>
@@ -50,95 +182,34 @@
             </w:tcBorders>
           </w:tcPr>
           <w:p>
+            <w:pPr>
+              <w:spacing w:after="40"/>
+            </w:pPr>
             <w:r>
               <w:rPr>
+                <w:rFonts w:ascii="Calibri" w:hAnsi="Calibri"/>
+                <w:b/>
+                <w:color w:val="C9A96E"/>
                 <w:sz w:val="20"/>
               </w:rPr>
-              <w:t>LK-[####]</w:t>
+              <w:t>Prepared for</w:t>
             </w:r>
           </w:p>
-        </w:tc>
-      </w:tr>
-      <w:tr>
-        <w:tc>
-          <w:tcPr>
-            <w:tcW w:type="dxa" w:w="4759"/>
-            <w:tcBorders>
-              <w:top w:val="nil"/>
-              <w:bottom w:val="nil"/>
-              <w:left w:val="nil"/>
-              <w:right w:val="nil"/>
-            </w:tcBorders>
-          </w:tcPr>
           <w:p>
+            <w:pPr>
+              <w:spacing w:after="40"/>
+            </w:pPr>
             <w:r>
               <w:rPr>
-                <w:b/>
-                <w:color w:val="8A722C"/>
+                <w:rFonts w:ascii="Calibri" w:hAnsi="Calibri"/>
+                <w:color w:val="2C2C2C"/>
                 <w:sz w:val="20"/>
               </w:rPr>
-              <w:t>Date</w:t>
-            </w:r>
-          </w:p>
-        </w:tc>
-        <w:tc>
-          <w:tcPr>
-            <w:tcW w:type="dxa" w:w="4759"/>
-            <w:tcBorders>
-              <w:top w:val="nil"/>
-              <w:bottom w:val="nil"/>
-              <w:left w:val="nil"/>
-              <w:right w:val="nil"/>
-            </w:tcBorders>
-          </w:tcPr>
-          <w:p>
-            <w:r>
-              <w:rPr>
-                <w:sz w:val="20"/>
-              </w:rPr>
-              <w:t>[Date]</w:t>
-            </w:r>
-          </w:p>
-        </w:tc>
-      </w:tr>
-      <w:tr>
-        <w:tc>
-          <w:tcPr>
-            <w:tcW w:type="dxa" w:w="4759"/>
-            <w:tcBorders>
-              <w:top w:val="nil"/>
-              <w:bottom w:val="nil"/>
-              <w:left w:val="nil"/>
-              <w:right w:val="nil"/>
-            </w:tcBorders>
-          </w:tcPr>
-          <w:p>
-            <w:r>
-              <w:rPr>
-                <w:b/>
-                <w:color w:val="8A722C"/>
-                <w:sz w:val="20"/>
-              </w:rPr>
-              <w:t>Valid until</w:t>
-            </w:r>
-          </w:p>
-        </w:tc>
-        <w:tc>
-          <w:tcPr>
-            <w:tcW w:type="dxa" w:w="4759"/>
-            <w:tcBorders>
-              <w:top w:val="nil"/>
-              <w:bottom w:val="nil"/>
-              <w:left w:val="nil"/>
-              <w:right w:val="nil"/>
-            </w:tcBorders>
-          </w:tcPr>
-          <w:p>
-            <w:r>
-              <w:rPr>
-                <w:sz w:val="20"/>
-              </w:rPr>
-              <w:t>[Date + 30 days]</w:t>
+              <w:t>[Client Name]</w:t>
+              <w:br/>
+              <w:t>[Project Address]</w:t>
+              <w:br/>
+              <w:t>[Contact Email / Phone]</w:t>
             </w:r>
           </w:p>
         </w:tc>
@@ -148,31 +219,9 @@
     <w:p>
       <w:r>
         <w:rPr>
+          <w:rFonts w:ascii="Calibri" w:hAnsi="Calibri"/>
           <w:b/>
-          <w:color w:val="8A722C"/>
-          <w:sz w:val="20"/>
-        </w:rPr>
-        <w:t>Prepared for</w:t>
-      </w:r>
-    </w:p>
-    <w:p>
-      <w:r>
-        <w:rPr>
-          <w:sz w:val="20"/>
-        </w:rPr>
-        <w:t>[Client Name]</w:t>
-        <w:br/>
-        <w:t>[Project Address]</w:t>
-        <w:br/>
-        <w:t>[Contact]</w:t>
-      </w:r>
-    </w:p>
-    <w:p/>
-    <w:p>
-      <w:r>
-        <w:rPr>
-          <w:b/>
-          <w:color w:val="8A722C"/>
+          <w:color w:val="C9A96E"/>
           <w:sz w:val="20"/>
         </w:rPr>
         <w:t>Scope of works</w:t>
@@ -181,6 +230,10 @@
     <w:p>
       <w:r>
         <w:rPr>
+          <w:rFonts w:ascii="Calibri" w:hAnsi="Calibri"/>
+          <w:b w:val="0"/>
+          <w:i w:val="0"/>
+          <w:color w:val="2C2C2C"/>
           <w:sz w:val="20"/>
         </w:rPr>
         <w:t>[Describe project scope — design, renovations, build stages, inclusions, exclusions.]</w:t>
@@ -189,25 +242,26 @@
     <w:p/>
     <w:tbl>
       <w:tblPr>
-        <w:tblStyle w:val="LightList-Accent1"/>
         <w:tblW w:type="auto" w:w="0"/>
+        <w:tblLayout w:type="fixed"/>
         <w:tblLook w:firstColumn="1" w:firstRow="1" w:lastColumn="0" w:lastRow="0" w:noHBand="0" w:noVBand="1" w:val="04A0"/>
       </w:tblPr>
       <w:tblGrid>
-        <w:gridCol w:w="794"/>
+        <w:gridCol w:w="850"/>
         <w:gridCol w:w="5953"/>
-        <w:gridCol w:w="1701"/>
+        <w:gridCol w:w="1984"/>
       </w:tblGrid>
       <w:tr>
         <w:tc>
           <w:tcPr>
-            <w:tcW w:type="dxa" w:w="3173"/>
-            <w:shd w:val="clear" w:color="auto" w:fill="8a722c"/>
+            <w:tcW w:type="dxa" w:w="3135"/>
+            <w:shd w:val="clear" w:color="auto" w:fill="C9A96E"/>
           </w:tcPr>
           <w:p>
             <w:r/>
             <w:r>
               <w:rPr>
+                <w:rFonts w:ascii="Calibri" w:hAnsi="Calibri"/>
                 <w:b/>
                 <w:color w:val="FFFFFF"/>
                 <w:sz w:val="20"/>
@@ -218,13 +272,14 @@
         </w:tc>
         <w:tc>
           <w:tcPr>
-            <w:tcW w:type="dxa" w:w="3173"/>
-            <w:shd w:val="clear" w:color="auto" w:fill="8a722c"/>
+            <w:tcW w:type="dxa" w:w="3135"/>
+            <w:shd w:val="clear" w:color="auto" w:fill="C9A96E"/>
           </w:tcPr>
           <w:p>
             <w:r/>
             <w:r>
               <w:rPr>
+                <w:rFonts w:ascii="Calibri" w:hAnsi="Calibri"/>
                 <w:b/>
                 <w:color w:val="FFFFFF"/>
                 <w:sz w:val="20"/>
@@ -235,13 +290,14 @@
         </w:tc>
         <w:tc>
           <w:tcPr>
-            <w:tcW w:type="dxa" w:w="3173"/>
-            <w:shd w:val="clear" w:color="auto" w:fill="8a722c"/>
+            <w:tcW w:type="dxa" w:w="3135"/>
+            <w:shd w:val="clear" w:color="auto" w:fill="C9A96E"/>
           </w:tcPr>
           <w:p>
             <w:r/>
             <w:r>
               <w:rPr>
+                <w:rFonts w:ascii="Calibri" w:hAnsi="Calibri"/>
                 <w:b/>
                 <w:color w:val="FFFFFF"/>
                 <w:sz w:val="20"/>
@@ -254,9 +310,10 @@
       <w:tr>
         <w:tc>
           <w:tcPr>
-            <w:tcW w:type="dxa" w:w="3173"/>
+            <w:tcW w:type="dxa" w:w="3135"/>
           </w:tcPr>
           <w:p>
+            <w:r/>
             <w:r>
               <w:rPr>
                 <w:sz w:val="20"/>
@@ -267,9 +324,10 @@
         </w:tc>
         <w:tc>
           <w:tcPr>
-            <w:tcW w:type="dxa" w:w="3173"/>
+            <w:tcW w:type="dxa" w:w="3135"/>
           </w:tcPr>
           <w:p>
+            <w:r/>
             <w:r>
               <w:rPr>
                 <w:sz w:val="20"/>
@@ -280,9 +338,10 @@
         </w:tc>
         <w:tc>
           <w:tcPr>
-            <w:tcW w:type="dxa" w:w="3173"/>
+            <w:tcW w:type="dxa" w:w="3135"/>
           </w:tcPr>
           <w:p>
+            <w:r/>
             <w:r>
               <w:rPr>
                 <w:sz w:val="20"/>
@@ -295,9 +354,10 @@
       <w:tr>
         <w:tc>
           <w:tcPr>
-            <w:tcW w:type="dxa" w:w="3173"/>
+            <w:tcW w:type="dxa" w:w="3135"/>
           </w:tcPr>
           <w:p>
+            <w:r/>
             <w:r>
               <w:rPr>
                 <w:sz w:val="20"/>
@@ -308,9 +368,10 @@
         </w:tc>
         <w:tc>
           <w:tcPr>
-            <w:tcW w:type="dxa" w:w="3173"/>
+            <w:tcW w:type="dxa" w:w="3135"/>
           </w:tcPr>
           <w:p>
+            <w:r/>
             <w:r>
               <w:rPr>
                 <w:sz w:val="20"/>
@@ -321,9 +382,10 @@
         </w:tc>
         <w:tc>
           <w:tcPr>
-            <w:tcW w:type="dxa" w:w="3173"/>
+            <w:tcW w:type="dxa" w:w="3135"/>
           </w:tcPr>
           <w:p>
+            <w:r/>
             <w:r>
               <w:rPr>
                 <w:sz w:val="20"/>
@@ -336,9 +398,10 @@
       <w:tr>
         <w:tc>
           <w:tcPr>
-            <w:tcW w:type="dxa" w:w="3173"/>
+            <w:tcW w:type="dxa" w:w="3135"/>
           </w:tcPr>
           <w:p>
+            <w:r/>
             <w:r>
               <w:rPr>
                 <w:sz w:val="20"/>
@@ -349,9 +412,10 @@
         </w:tc>
         <w:tc>
           <w:tcPr>
-            <w:tcW w:type="dxa" w:w="3173"/>
+            <w:tcW w:type="dxa" w:w="3135"/>
           </w:tcPr>
           <w:p>
+            <w:r/>
             <w:r>
               <w:rPr>
                 <w:sz w:val="20"/>
@@ -362,9 +426,10 @@
         </w:tc>
         <w:tc>
           <w:tcPr>
-            <w:tcW w:type="dxa" w:w="3173"/>
+            <w:tcW w:type="dxa" w:w="3135"/>
           </w:tcPr>
           <w:p>
+            <w:r/>
             <w:r>
               <w:rPr>
                 <w:sz w:val="20"/>
@@ -377,9 +442,10 @@
       <w:tr>
         <w:tc>
           <w:tcPr>
-            <w:tcW w:type="dxa" w:w="3173"/>
+            <w:tcW w:type="dxa" w:w="3135"/>
           </w:tcPr>
           <w:p>
+            <w:r/>
             <w:r>
               <w:rPr>
                 <w:sz w:val="20"/>
@@ -390,9 +456,10 @@
         </w:tc>
         <w:tc>
           <w:tcPr>
-            <w:tcW w:type="dxa" w:w="3173"/>
+            <w:tcW w:type="dxa" w:w="3135"/>
           </w:tcPr>
           <w:p>
+            <w:r/>
             <w:r>
               <w:rPr>
                 <w:sz w:val="20"/>
@@ -403,9 +470,10 @@
         </w:tc>
         <w:tc>
           <w:tcPr>
-            <w:tcW w:type="dxa" w:w="3173"/>
+            <w:tcW w:type="dxa" w:w="3135"/>
           </w:tcPr>
           <w:p>
+            <w:r/>
             <w:r>
               <w:rPr>
                 <w:sz w:val="20"/>
@@ -418,7 +486,7 @@
       <w:tr>
         <w:tc>
           <w:tcPr>
-            <w:tcW w:type="dxa" w:w="6346"/>
+            <w:tcW w:type="dxa" w:w="6270"/>
             <w:gridSpan w:val="2"/>
             <w:shd w:val="clear" w:color="auto" w:fill="F7F0DE"/>
           </w:tcPr>
@@ -426,25 +494,30 @@
             <w:pPr>
               <w:jc w:val="right"/>
             </w:pPr>
+            <w:r/>
             <w:r>
               <w:rPr>
+                <w:rFonts w:ascii="Calibri" w:hAnsi="Calibri"/>
                 <w:b/>
+                <w:color w:val="2C2C2C"/>
                 <w:sz w:val="22"/>
               </w:rPr>
-              <w:t>Total (excl. GST)</w:t>
+              <w:t xml:space="preserve">Total (excl. GST)  </w:t>
             </w:r>
           </w:p>
         </w:tc>
         <w:tc>
           <w:tcPr>
-            <w:tcW w:type="dxa" w:w="3173"/>
+            <w:tcW w:type="dxa" w:w="3135"/>
             <w:shd w:val="clear" w:color="auto" w:fill="F7F0DE"/>
           </w:tcPr>
           <w:p>
+            <w:r/>
             <w:r>
               <w:rPr>
+                <w:rFonts w:ascii="Calibri" w:hAnsi="Calibri"/>
                 <w:b/>
-                <w:color w:val="8A722C"/>
+                <w:color w:val="C9A96E"/>
                 <w:sz w:val="22"/>
               </w:rPr>
               <w:t>$—</w:t>
@@ -457,177 +530,47 @@
     <w:p>
       <w:r>
         <w:rPr>
+          <w:rFonts w:ascii="Calibri" w:hAnsi="Calibri"/>
+          <w:b w:val="0"/>
           <w:i/>
-          <w:color w:val="776B4F"/>
+          <w:color w:val="666666"/>
           <w:sz w:val="20"/>
         </w:rPr>
         <w:t>Thank you for the opportunity to quote on this project. Please reach out with any questions.</w:t>
       </w:r>
     </w:p>
+    <w:p>
+      <w:pPr>
+        <w:spacing w:before="40" w:after="40"/>
+        <w:pBdr>
+          <w:bottom w:val="single" w:sz="6" w:space="1" w:color="C9A96E"/>
+        </w:pBdr>
+      </w:pPr>
+    </w:p>
+    <w:p>
+      <w:pPr>
+        <w:spacing w:after="80"/>
+        <w:jc w:val="center"/>
+      </w:pPr>
+      <w:r>
+        <w:rPr>
+          <w:rFonts w:ascii="Calibri" w:hAnsi="Calibri"/>
+          <w:b w:val="0"/>
+          <w:i/>
+          <w:color w:val="C9A96E"/>
+          <w:sz w:val="16"/>
+        </w:rPr>
+        <w:t>Considered design. Precision build.  |  Option 8 — Interlocking Monogram</w:t>
+      </w:r>
+    </w:p>
     <w:sectPr>
-      <w:headerReference w:type="default" r:id="rId9"/>
-      <w:footerReference w:type="default" r:id="rId10"/>
       <w:pgSz w:w="12240" w:h="15840"/>
-      <w:pgMar w:top="1134" w:right="1361" w:bottom="1247" w:left="1361" w:header="720" w:footer="720" w:gutter="0"/>
+      <w:pgMar w:top="1134" w:right="1417" w:bottom="1134" w:left="1417" w:header="720" w:footer="720" w:gutter="0"/>
       <w:cols w:space="720"/>
       <w:docGrid w:linePitch="360"/>
     </w:sectPr>
   </w:body>
 </w:document>
-</file>
-
-<file path=word/footer1.xml><?xml version="1.0" encoding="utf-8"?>
-<w:ftr xmlns:m="http://schemas.openxmlformats.org/officeDocument/2006/math" xmlns:mc="http://schemas.openxmlformats.org/markup-compatibility/2006" xmlns:mo="http://schemas.microsoft.com/office/mac/office/2008/main" xmlns:mv="urn:schemas-microsoft-com:mac:vml" xmlns:o="urn:schemas-microsoft-com:office:office" xmlns:r="http://schemas.openxmlformats.org/officeDocument/2006/relationships" xmlns:v="urn:schemas-microsoft-com:vml" xmlns:w10="urn:schemas-microsoft-com:office:word" xmlns:w14="http://schemas.microsoft.com/office/word/2010/wordml" xmlns:w="http://schemas.openxmlformats.org/wordprocessingml/2006/main" xmlns:wne="http://schemas.microsoft.com/office/word/2006/wordml" xmlns:wp14="http://schemas.microsoft.com/office/word/2010/wordprocessingDrawing" xmlns:wp="http://schemas.openxmlformats.org/drawingml/2006/wordprocessingDrawing" xmlns:wpc="http://schemas.microsoft.com/office/word/2010/wordprocessingCanvas" xmlns:wpg="http://schemas.microsoft.com/office/word/2010/wordprocessingGroup" xmlns:wpi="http://schemas.microsoft.com/office/word/2010/wordprocessingInk" xmlns:wps="http://schemas.microsoft.com/office/word/2010/wordprocessingShape" mc:Ignorable="w14 wp14">
-  <w:p>
-    <w:pPr>
-      <w:pStyle w:val="Footer"/>
-      <w:spacing w:before="120"/>
-      <w:jc w:val="center"/>
-      <w:pBdr>
-        <w:top w:val="single" w:sz="8" w:space="4" w:color="8a722c"/>
-      </w:pBdr>
-    </w:pPr>
-    <w:r>
-      <w:rPr>
-        <w:color w:val="8A722C"/>
-        <w:sz w:val="18"/>
-      </w:rPr>
-      <w:t>hello@lkdesignandbuild.com.au  ·  0481 742 026  ·  Adelaide, SA</w:t>
-    </w:r>
-  </w:p>
-  <w:p>
-    <w:pPr>
-      <w:jc w:val="center"/>
-    </w:pPr>
-    <w:r>
-      <w:rPr>
-        <w:i/>
-        <w:color w:val="776B4F"/>
-        <w:sz w:val="14"/>
-      </w:rPr>
-      <w:t>Option 8 — Interlocking Monogram</w:t>
-    </w:r>
-  </w:p>
-</w:ftr>
-</file>
-
-<file path=word/header1.xml><?xml version="1.0" encoding="utf-8"?>
-<w:hdr xmlns:m="http://schemas.openxmlformats.org/officeDocument/2006/math" xmlns:mc="http://schemas.openxmlformats.org/markup-compatibility/2006" xmlns:mo="http://schemas.microsoft.com/office/mac/office/2008/main" xmlns:mv="urn:schemas-microsoft-com:mac:vml" xmlns:o="urn:schemas-microsoft-com:office:office" xmlns:r="http://schemas.openxmlformats.org/officeDocument/2006/relationships" xmlns:v="urn:schemas-microsoft-com:vml" xmlns:w10="urn:schemas-microsoft-com:office:word" xmlns:w14="http://schemas.microsoft.com/office/word/2010/wordml" xmlns:w="http://schemas.openxmlformats.org/wordprocessingml/2006/main" xmlns:wne="http://schemas.microsoft.com/office/word/2006/wordml" xmlns:wp14="http://schemas.microsoft.com/office/word/2010/wordprocessingDrawing" xmlns:wp="http://schemas.openxmlformats.org/drawingml/2006/wordprocessingDrawing" xmlns:wpc="http://schemas.microsoft.com/office/word/2010/wordprocessingCanvas" xmlns:wpg="http://schemas.microsoft.com/office/word/2010/wordprocessingGroup" xmlns:wpi="http://schemas.microsoft.com/office/word/2010/wordprocessingInk" xmlns:wps="http://schemas.microsoft.com/office/word/2010/wordprocessingShape" mc:Ignorable="w14 wp14">
-  <w:p>
-    <w:pPr>
-      <w:pStyle w:val="Header"/>
-    </w:pPr>
-  </w:p>
-  <w:tbl>
-    <w:tblPr>
-      <w:tblW w:type="auto" w:w="0"/>
-      <w:tblLayout w:type="fixed"/>
-      <w:tblLook w:firstColumn="1" w:firstRow="1" w:lastColumn="0" w:lastRow="0" w:noHBand="0" w:noVBand="1" w:val="04A0"/>
-    </w:tblPr>
-    <w:tblGrid>
-      <w:gridCol w:w="3402"/>
-      <w:gridCol w:w="6236"/>
-    </w:tblGrid>
-    <w:tr>
-      <w:tc>
-        <w:tcPr>
-          <w:tcW w:type="dxa" w:w="4819"/>
-          <w:tcBorders>
-            <w:top w:val="nil"/>
-            <w:bottom w:val="nil"/>
-            <w:left w:val="nil"/>
-            <w:right w:val="nil"/>
-          </w:tcBorders>
-        </w:tcPr>
-        <w:p>
-          <w:pPr>
-            <w:spacing w:after="0"/>
-          </w:pPr>
-          <w:r>
-            <w:drawing>
-              <wp:inline xmlns:a="http://schemas.openxmlformats.org/drawingml/2006/main" xmlns:pic="http://schemas.openxmlformats.org/drawingml/2006/picture">
-                <wp:extent cx="1728000" cy="1604721"/>
-                <wp:docPr id="1" name="Picture 1"/>
-                <wp:cNvGraphicFramePr>
-                  <a:graphicFrameLocks noChangeAspect="1"/>
-                </wp:cNvGraphicFramePr>
-                <a:graphic>
-                  <a:graphicData uri="http://schemas.openxmlformats.org/drawingml/2006/picture">
-                    <pic:pic>
-                      <pic:nvPicPr>
-                        <pic:cNvPr id="0" name="lk_mark_01_monogram_transparent_dark_alt.png"/>
-                        <pic:cNvPicPr/>
-                      </pic:nvPicPr>
-                      <pic:blipFill>
-                        <a:blip r:embed="rId1"/>
-                        <a:stretch>
-                          <a:fillRect/>
-                        </a:stretch>
-                      </pic:blipFill>
-                      <pic:spPr>
-                        <a:xfrm>
-                          <a:off x="0" y="0"/>
-                          <a:ext cx="1728000" cy="1604721"/>
-                        </a:xfrm>
-                        <a:prstGeom prst="rect"/>
-                      </pic:spPr>
-                    </pic:pic>
-                  </a:graphicData>
-                </a:graphic>
-              </wp:inline>
-            </w:drawing>
-          </w:r>
-        </w:p>
-      </w:tc>
-      <w:tc>
-        <w:tcPr>
-          <w:tcW w:type="dxa" w:w="4819"/>
-          <w:tcBorders>
-            <w:top w:val="nil"/>
-            <w:bottom w:val="nil"/>
-            <w:left w:val="nil"/>
-            <w:right w:val="nil"/>
-          </w:tcBorders>
-        </w:tcPr>
-        <w:p>
-          <w:pPr>
-            <w:spacing w:after="0"/>
-            <w:jc w:val="right"/>
-          </w:pPr>
-          <w:r>
-            <w:rPr>
-              <w:b/>
-              <w:color w:val="8A722C"/>
-              <w:sz w:val="40"/>
-            </w:rPr>
-            <w:t>QUOTATION</w:t>
-          </w:r>
-        </w:p>
-        <w:p>
-          <w:pPr>
-            <w:spacing w:after="0"/>
-            <w:jc w:val="right"/>
-          </w:pPr>
-          <w:r>
-            <w:rPr>
-              <w:color w:val="776B4F"/>
-              <w:sz w:val="18"/>
-            </w:rPr>
-            <w:t>hello@lkdesignandbuild.com.au  ·  0481 742 026</w:t>
-          </w:r>
-        </w:p>
-      </w:tc>
-    </w:tr>
-  </w:tbl>
-  <w:p>
-    <w:pPr>
-      <w:spacing w:before="160" w:after="0"/>
-      <w:pBdr>
-        <w:bottom w:val="single" w:sz="12" w:space="4" w:color="8a722c"/>
-      </w:pBdr>
-    </w:pPr>
-  </w:p>
-</w:hdr>
 </file>
 
 <file path=word/numbering.xml><?xml version="1.0" encoding="utf-8"?>

--- a/assets/branding/options/monogram/quote-template.docx
+++ b/assets/branding/options/monogram/quote-template.docx
@@ -4,13 +4,13 @@
   <w:body>
     <w:p>
       <w:pPr>
-        <w:spacing w:after="80"/>
-        <w:jc w:val="center"/>
+        <w:spacing w:after="40"/>
+        <w:jc w:val="left"/>
       </w:pPr>
       <w:r>
         <w:drawing>
           <wp:inline xmlns:a="http://schemas.openxmlformats.org/drawingml/2006/main" xmlns:pic="http://schemas.openxmlformats.org/drawingml/2006/picture">
-            <wp:extent cx="1980000" cy="1838742"/>
+            <wp:extent cx="1512000" cy="1404131"/>
             <wp:docPr id="1" name="Picture 1"/>
             <wp:cNvGraphicFramePr>
               <a:graphicFrameLocks noChangeAspect="1"/>
@@ -31,7 +31,7 @@
                   <pic:spPr>
                     <a:xfrm>
                       <a:off x="0" y="0"/>
-                      <a:ext cx="1980000" cy="1838742"/>
+                      <a:ext cx="1512000" cy="1404131"/>
                     </a:xfrm>
                     <a:prstGeom prst="rect"/>
                   </pic:spPr>
@@ -44,7 +44,23 @@
     </w:p>
     <w:p>
       <w:pPr>
-        <w:spacing w:before="40" w:after="40"/>
+        <w:spacing w:after="40"/>
+        <w:jc w:val="left"/>
+      </w:pPr>
+      <w:r>
+        <w:rPr>
+          <w:rFonts w:ascii="Calibri" w:hAnsi="Calibri"/>
+          <w:b/>
+          <w:color w:val="2C2C2C"/>
+          <w:sz w:val="16"/>
+          <w:spacing w:val="40"/>
+        </w:rPr>
+        <w:t>D E S I G N   A N D   B U I L D</w:t>
+      </w:r>
+    </w:p>
+    <w:p>
+      <w:pPr>
+        <w:spacing w:before="80" w:after="40"/>
         <w:pBdr>
           <w:bottom w:val="single" w:sz="6" w:space="1" w:color="C9A96E"/>
         </w:pBdr>
@@ -52,8 +68,8 @@
     </w:p>
     <w:p>
       <w:pPr>
-        <w:spacing w:before="120" w:after="120"/>
-        <w:jc w:val="center"/>
+        <w:spacing w:before="80" w:after="120"/>
+        <w:jc w:val="left"/>
       </w:pPr>
       <w:r>
         <w:rPr>
@@ -541,7 +557,7 @@
     </w:p>
     <w:p>
       <w:pPr>
-        <w:spacing w:before="40" w:after="40"/>
+        <w:spacing w:before="80" w:after="40"/>
         <w:pBdr>
           <w:bottom w:val="single" w:sz="6" w:space="1" w:color="C9A96E"/>
         </w:pBdr>

--- a/assets/branding/options/monogram/quote-template.docx
+++ b/assets/branding/options/monogram/quote-template.docx
@@ -10,7 +10,7 @@
       <w:r>
         <w:drawing>
           <wp:inline xmlns:a="http://schemas.openxmlformats.org/drawingml/2006/main" xmlns:pic="http://schemas.openxmlformats.org/drawingml/2006/picture">
-            <wp:extent cx="1512000" cy="1404131"/>
+            <wp:extent cx="736547" cy="684000"/>
             <wp:docPr id="1" name="Picture 1"/>
             <wp:cNvGraphicFramePr>
               <a:graphicFrameLocks noChangeAspect="1"/>
@@ -31,7 +31,7 @@
                   <pic:spPr>
                     <a:xfrm>
                       <a:off x="0" y="0"/>
-                      <a:ext cx="1512000" cy="1404131"/>
+                      <a:ext cx="736547" cy="684000"/>
                     </a:xfrm>
                     <a:prstGeom prst="rect"/>
                   </pic:spPr>
